--- a/Jonas/Lerntagebuch von Jonas.docx
+++ b/Jonas/Lerntagebuch von Jonas.docx
@@ -169,7 +169,7 @@
                 <w:b/>
                 <w:bCs/>
               </w:rPr>
-              <w:t xml:space="preserve">Lessions Learned</w:t>
+              <w:t>Lessons Learned</w:t>
             </w:r>
           </w:p>
         </w:tc>
@@ -212,15 +212,15 @@
               <w:spacing w:after="160" w:line="259" w:lineRule="auto"/>
             </w:pPr>
             <w:r>
-              <w:t xml:space="preserve">Projekt Maschinenverleih vorgestellt bekommen</w:t>
-            </w:r>
-          </w:p>
-          <w:p>
-            <w:pPr>
-              <w:spacing w:after="160" w:line="259" w:lineRule="auto"/>
-            </w:pPr>
-            <w:r>
-              <w:t xml:space="preserve">Scrum-Kurs: Grundlagen von Scrum (Rollen, Sprints, Artefakte)</w:t>
+              <w:t>Projekt Maschinenverleih vorgestellt bekommen</w:t>
+            </w:r>
+          </w:p>
+          <w:p>
+            <w:pPr>
+              <w:spacing w:after="160" w:line="259" w:lineRule="auto"/>
+            </w:pPr>
+            <w:r>
+              <w:t>Scrum-Kurs: Rollen, Sprints, Artefakte</w:t>
             </w:r>
           </w:p>
         </w:tc>
@@ -239,15 +239,15 @@
               <w:spacing w:after="160" w:line="259" w:lineRule="auto"/>
             </w:pPr>
             <w:r>
-              <w:t xml:space="preserve">Viele neue Begriffe und Rollen in Scrum auf einmal</w:t>
-            </w:r>
-          </w:p>
-          <w:p>
-            <w:pPr>
-              <w:spacing w:after="160" w:line="259" w:lineRule="auto"/>
-            </w:pPr>
-            <w:r>
-              <w:t xml:space="preserve">Umfang des Projekts zu Beginn schwer einzuschätzen</w:t>
+              <w:t>Viele neue Scrum-Begriffe auf einmal</w:t>
+            </w:r>
+          </w:p>
+          <w:p>
+            <w:pPr>
+              <w:spacing w:after="160" w:line="259" w:lineRule="auto"/>
+            </w:pPr>
+            <w:r>
+              <w:t>Projektumfang am Anfang schwer einzuschätzen</w:t>
             </w:r>
           </w:p>
         </w:tc>
@@ -266,15 +266,15 @@
               <w:spacing w:after="160" w:line="259" w:lineRule="auto"/>
             </w:pPr>
             <w:r>
-              <w:t xml:space="preserve">Begriffe und Rollen im Kurs gemeinsam besprochen</w:t>
-            </w:r>
-          </w:p>
-          <w:p>
-            <w:pPr>
-              <w:spacing w:after="160" w:line="259" w:lineRule="auto"/>
-            </w:pPr>
-            <w:r>
-              <w:t xml:space="preserve">Projektanforderungen in Teilbereiche gegliedert</w:t>
+              <w:t>Begriffe im Kurs zusammen besprochen</w:t>
+            </w:r>
+          </w:p>
+          <w:p>
+            <w:pPr>
+              <w:spacing w:after="160" w:line="259" w:lineRule="auto"/>
+            </w:pPr>
+            <w:r>
+              <w:t>Anforderungen in Teilbereiche aufgeteilt</w:t>
             </w:r>
           </w:p>
         </w:tc>
@@ -293,15 +293,15 @@
               <w:spacing w:after="160" w:line="259" w:lineRule="auto"/>
             </w:pPr>
             <w:r>
-              <w:t xml:space="preserve">Scrum teilt große Projekte in überschaubare Sprints auf</w:t>
-            </w:r>
-          </w:p>
-          <w:p>
-            <w:pPr>
-              <w:spacing w:after="160" w:line="259" w:lineRule="auto"/>
-            </w:pPr>
-            <w:r>
-              <w:t xml:space="preserve">Klare Rollen erleichtern die Zusammenarbeit im Team</w:t>
+              <w:t>Scrum teilt große Projekte in kleine Sprints auf</w:t>
+            </w:r>
+          </w:p>
+          <w:p>
+            <w:pPr>
+              <w:spacing w:after="160" w:line="259" w:lineRule="auto"/>
+            </w:pPr>
+            <w:r>
+              <w:t>Klare Rollen machen die Teamarbeit einfacher</w:t>
             </w:r>
           </w:p>
         </w:tc>
@@ -344,7 +344,7 @@
               <w:spacing w:after="160" w:line="259" w:lineRule="auto"/>
             </w:pPr>
             <w:r>
-              <w:t xml:space="preserve">Datenbankenkurs: Normalisierung vertieft</w:t>
+              <w:t>Datenbankenkurs: Normalisierung</w:t>
             </w:r>
           </w:p>
         </w:tc>
@@ -363,7 +363,7 @@
               <w:spacing w:after="160" w:line="259" w:lineRule="auto"/>
             </w:pPr>
             <w:r>
-              <w:t xml:space="preserve">Abgrenzung der einzelnen Normalformen anfangs unklar</w:t>
+              <w:t>Unterschied zwischen den Normalformen erst unklar</w:t>
             </w:r>
           </w:p>
         </w:tc>
@@ -382,7 +382,7 @@
               <w:spacing w:after="160" w:line="259" w:lineRule="auto"/>
             </w:pPr>
             <w:r>
-              <w:t xml:space="preserve">Normalformen an Beispielen Schritt für Schritt angewendet</w:t>
+              <w:t>Normalformen Schritt für Schritt an Beispielen geübt</w:t>
             </w:r>
           </w:p>
         </w:tc>
@@ -401,7 +401,7 @@
               <w:spacing w:after="160" w:line="259" w:lineRule="auto"/>
             </w:pPr>
             <w:r>
-              <w:t xml:space="preserve">Normalisierung vermeidet Redundanzen und Anomalien in Datenbanken</w:t>
+              <w:t>Normalisierung verhindert doppelte Daten und Anomalien</w:t>
             </w:r>
           </w:p>
         </w:tc>
@@ -444,15 +444,15 @@
               <w:spacing w:after="160" w:line="259" w:lineRule="auto"/>
             </w:pPr>
             <w:r>
-              <w:t xml:space="preserve">Besuch der Digital Exchange mit der Klasse</w:t>
-            </w:r>
-          </w:p>
-          <w:p>
-            <w:pPr>
-              <w:spacing w:after="160" w:line="259" w:lineRule="auto"/>
-            </w:pPr>
-            <w:r>
-              <w:t xml:space="preserve">Präsentationen zu IT, KI und Marketing angesehen</w:t>
+              <w:t>Mit der Klasse auf der DigitalXchange</w:t>
+            </w:r>
+          </w:p>
+          <w:p>
+            <w:pPr>
+              <w:spacing w:after="160" w:line="259" w:lineRule="auto"/>
+            </w:pPr>
+            <w:r>
+              <w:t>Vorträge zu IT, KI und Marketing angehört</w:t>
             </w:r>
           </w:p>
         </w:tc>
@@ -471,7 +471,7 @@
               <w:spacing w:after="160" w:line="259" w:lineRule="auto"/>
             </w:pPr>
             <w:r>
-              <w:t xml:space="preserve">Sehr viele Themen und Eindrücke in kurzer Zeit</w:t>
+              <w:t>Sehr viele Themen in kurzer Zeit</w:t>
             </w:r>
           </w:p>
         </w:tc>
@@ -490,7 +490,7 @@
               <w:spacing w:after="160" w:line="259" w:lineRule="auto"/>
             </w:pPr>
             <w:r>
-              <w:t xml:space="preserve">Wichtige Punkte notiert und in der Klasse ausgetauscht</w:t>
+              <w:t>Wichtiges mitgeschrieben und danach in der Klasse ausgetauscht</w:t>
             </w:r>
           </w:p>
         </w:tc>
@@ -509,15 +509,15 @@
               <w:spacing w:after="160" w:line="259" w:lineRule="auto"/>
             </w:pPr>
             <w:r>
-              <w:t xml:space="preserve">Einblick in aktuelle Trends in IT, KI und Marketing</w:t>
-            </w:r>
-          </w:p>
-          <w:p>
-            <w:pPr>
-              <w:spacing w:after="160" w:line="259" w:lineRule="auto"/>
-            </w:pPr>
-            <w:r>
-              <w:t xml:space="preserve">Messen sind gut für Praxisbezug und Networking</w:t>
+              <w:t>Guter Einblick in aktuelle Trends</w:t>
+            </w:r>
+          </w:p>
+          <w:p>
+            <w:pPr>
+              <w:spacing w:after="160" w:line="259" w:lineRule="auto"/>
+            </w:pPr>
+            <w:r>
+              <w:t>Messen bringen Praxisbezug und Kontakte</w:t>
             </w:r>
           </w:p>
         </w:tc>
@@ -560,15 +560,15 @@
               <w:spacing w:after="160" w:line="259" w:lineRule="auto"/>
             </w:pPr>
             <w:r>
-              <w:t xml:space="preserve">Marketing (2 Std.): Marktanalysen</w:t>
-            </w:r>
-          </w:p>
-          <w:p>
-            <w:pPr>
-              <w:spacing w:after="160" w:line="259" w:lineRule="auto"/>
-            </w:pPr>
-            <w:r>
-              <w:t xml:space="preserve">Datenbankenkurs (4 Std.): SQL-Abfragen</w:t>
+              <w:t>Marketing (2 Std.): Marktanalysen</w:t>
+            </w:r>
+          </w:p>
+          <w:p>
+            <w:pPr>
+              <w:spacing w:after="160" w:line="259" w:lineRule="auto"/>
+            </w:pPr>
+            <w:r>
+              <w:t>Datenbankenkurs (4 Std.): SQL-Abfragen</w:t>
             </w:r>
           </w:p>
         </w:tc>
@@ -587,15 +587,15 @@
               <w:spacing w:after="160" w:line="259" w:lineRule="auto"/>
             </w:pPr>
             <w:r>
-              <w:t xml:space="preserve">Auswahl passender Kriterien für eine Marktanalyse</w:t>
-            </w:r>
-          </w:p>
-          <w:p>
-            <w:pPr>
-              <w:spacing w:after="160" w:line="259" w:lineRule="auto"/>
-            </w:pPr>
-            <w:r>
-              <w:t xml:space="preserve">Fehler in der Syntax von SQL-Abfragen</w:t>
+              <w:t>Passende Kriterien für eine Marktanalyse finden</w:t>
+            </w:r>
+          </w:p>
+          <w:p>
+            <w:pPr>
+              <w:spacing w:after="160" w:line="259" w:lineRule="auto"/>
+            </w:pPr>
+            <w:r>
+              <w:t>Syntaxfehler in SQL-Abfragen</w:t>
             </w:r>
           </w:p>
         </w:tc>
@@ -614,15 +614,15 @@
               <w:spacing w:after="160" w:line="259" w:lineRule="auto"/>
             </w:pPr>
             <w:r>
-              <w:t xml:space="preserve">Kriterien an Beispielen gemeinsam erarbeitet</w:t>
-            </w:r>
-          </w:p>
-          <w:p>
-            <w:pPr>
-              <w:spacing w:after="160" w:line="259" w:lineRule="auto"/>
-            </w:pPr>
-            <w:r>
-              <w:t xml:space="preserve">Abfragen schrittweise aufgebaut und getestet</w:t>
+              <w:t>Kriterien zusammen an Beispielen erarbeitet</w:t>
+            </w:r>
+          </w:p>
+          <w:p>
+            <w:pPr>
+              <w:spacing w:after="160" w:line="259" w:lineRule="auto"/>
+            </w:pPr>
+            <w:r>
+              <w:t>Abfragen schrittweise aufgebaut und getestet</w:t>
             </w:r>
           </w:p>
         </w:tc>
@@ -641,15 +641,15 @@
               <w:spacing w:after="160" w:line="259" w:lineRule="auto"/>
             </w:pPr>
             <w:r>
-              <w:t xml:space="preserve">Marktanalysen sind Grundlage für Marketingentscheidungen</w:t>
-            </w:r>
-          </w:p>
-          <w:p>
-            <w:pPr>
-              <w:spacing w:after="160" w:line="259" w:lineRule="auto"/>
-            </w:pPr>
-            <w:r>
-              <w:t xml:space="preserve">SQL-Abfragen am besten Schritt für Schritt aufbauen</w:t>
+              <w:t>Marktanalysen sind die Basis für Marketingentscheidungen</w:t>
+            </w:r>
+          </w:p>
+          <w:p>
+            <w:pPr>
+              <w:spacing w:after="160" w:line="259" w:lineRule="auto"/>
+            </w:pPr>
+            <w:r>
+              <w:t>SQL-Abfragen am besten Stück für Stück aufbauen</w:t>
             </w:r>
           </w:p>
         </w:tc>
@@ -692,15 +692,15 @@
               <w:spacing w:after="160" w:line="259" w:lineRule="auto"/>
             </w:pPr>
             <w:r>
-              <w:t xml:space="preserve">User Stories für das gesamte Projekt geschrieben (Scrum)</w:t>
-            </w:r>
-          </w:p>
-          <w:p>
-            <w:pPr>
-              <w:spacing w:after="160" w:line="259" w:lineRule="auto"/>
-            </w:pPr>
-            <w:r>
-              <w:t xml:space="preserve">Die ersten 30 Stunden für den ersten Sprint ausgewählt</w:t>
+              <w:t>User Stories für das ganze Projekt geschrieben</w:t>
+            </w:r>
+          </w:p>
+          <w:p>
+            <w:pPr>
+              <w:spacing w:after="160" w:line="259" w:lineRule="auto"/>
+            </w:pPr>
+            <w:r>
+              <w:t>Erste 30 Stunden für Sprint 1 ausgewählt</w:t>
             </w:r>
           </w:p>
         </w:tc>
@@ -719,15 +719,15 @@
               <w:spacing w:after="160" w:line="259" w:lineRule="auto"/>
             </w:pPr>
             <w:r>
-              <w:t xml:space="preserve">Aufwand der User Stories schwer zu schätzen</w:t>
-            </w:r>
-          </w:p>
-          <w:p>
-            <w:pPr>
-              <w:spacing w:after="160" w:line="259" w:lineRule="auto"/>
-            </w:pPr>
-            <w:r>
-              <w:t xml:space="preserve">Priorisierung der Aufgaben im Team</w:t>
+              <w:t>Aufwand der Stories schwer zu schätzen</w:t>
+            </w:r>
+          </w:p>
+          <w:p>
+            <w:pPr>
+              <w:spacing w:after="160" w:line="259" w:lineRule="auto"/>
+            </w:pPr>
+            <w:r>
+              <w:t>Aufgaben im Team priorisieren</w:t>
             </w:r>
           </w:p>
         </w:tc>
@@ -746,15 +746,15 @@
               <w:spacing w:after="160" w:line="259" w:lineRule="auto"/>
             </w:pPr>
             <w:r>
-              <w:t xml:space="preserve">User Stories gemeinsam bewertet und priorisiert</w:t>
-            </w:r>
-          </w:p>
-          <w:p>
-            <w:pPr>
-              <w:spacing w:after="160" w:line="259" w:lineRule="auto"/>
-            </w:pPr>
-            <w:r>
-              <w:t xml:space="preserve">Die wichtigsten Stories für den ersten Sprint ausgewählt</w:t>
+              <w:t>Stories zusammen bewertet und priorisiert</w:t>
+            </w:r>
+          </w:p>
+          <w:p>
+            <w:pPr>
+              <w:spacing w:after="160" w:line="259" w:lineRule="auto"/>
+            </w:pPr>
+            <w:r>
+              <w:t>Wichtigste Stories für Sprint 1 genommen</w:t>
             </w:r>
           </w:p>
         </w:tc>
@@ -773,15 +773,15 @@
               <w:spacing w:after="160" w:line="259" w:lineRule="auto"/>
             </w:pPr>
             <w:r>
-              <w:t xml:space="preserve">Gute User Stories sind kurz, konkret und überprüfbar</w:t>
-            </w:r>
-          </w:p>
-          <w:p>
-            <w:pPr>
-              <w:spacing w:after="160" w:line="259" w:lineRule="auto"/>
-            </w:pPr>
-            <w:r>
-              <w:t xml:space="preserve">Realistische Planung ist entscheidend für den Sprint</w:t>
+              <w:t>Gute User Stories sind kurz, konkret und überprüfbar</w:t>
+            </w:r>
+          </w:p>
+          <w:p>
+            <w:pPr>
+              <w:spacing w:after="160" w:line="259" w:lineRule="auto"/>
+            </w:pPr>
+            <w:r>
+              <w:t>Realistisch planen, sonst klappt der Sprint nicht</w:t>
             </w:r>
           </w:p>
         </w:tc>
@@ -824,7 +824,7 @@
               <w:spacing w:after="160" w:line="259" w:lineRule="auto"/>
             </w:pPr>
             <w:r>
-              <w:t xml:space="preserve">Ganztägig fiktives Marketingkonzept für ein KI-Produkt erarbeitet</w:t>
+              <w:t>Ganztägig Marketingkonzept für ein fiktives KI-Produkt erstellt</w:t>
             </w:r>
           </w:p>
         </w:tc>
@@ -843,7 +843,7 @@
               <w:spacing w:after="160" w:line="259" w:lineRule="auto"/>
             </w:pPr>
             <w:r>
-              <w:t xml:space="preserve">Zielgruppe und Positionierung eines fiktiven Produkts festlegen</w:t>
+              <w:t>Zielgruppe und Positionierung festlegen</w:t>
             </w:r>
           </w:p>
         </w:tc>
@@ -862,7 +862,7 @@
               <w:spacing w:after="160" w:line="259" w:lineRule="auto"/>
             </w:pPr>
             <w:r>
-              <w:t xml:space="preserve">Zielgruppe definiert und Konzept darauf ausgerichtet</w:t>
+              <w:t>Erst Zielgruppe definiert, dann das Konzept darauf ausgerichtet</w:t>
             </w:r>
           </w:p>
         </w:tc>
@@ -881,7 +881,7 @@
               <w:spacing w:after="160" w:line="259" w:lineRule="auto"/>
             </w:pPr>
             <w:r>
-              <w:t xml:space="preserve">Ein Marketingkonzept braucht eine klar definierte Zielgruppe</w:t>
+              <w:t>Ohne klare Zielgruppe kein gutes Marketingkonzept</w:t>
             </w:r>
           </w:p>
         </w:tc>
@@ -924,15 +924,15 @@
               <w:spacing w:after="160" w:line="259" w:lineRule="auto"/>
             </w:pPr>
             <w:r>
-              <w:t xml:space="preserve">Erstes Sprintgespräch: geplante 30 Stunden vorgestellt und abgenommen</w:t>
-            </w:r>
-          </w:p>
-          <w:p>
-            <w:pPr>
-              <w:spacing w:after="160" w:line="259" w:lineRule="auto"/>
-            </w:pPr>
-            <w:r>
-              <w:t xml:space="preserve">ER-Modelle der Gruppe verglichen und gemeinsames ER-Modell erarbeitet</w:t>
+              <w:t>Erstes Sprintgespräch: geplante 30 Stunden vorgestellt und abgenommen</w:t>
+            </w:r>
+          </w:p>
+          <w:p>
+            <w:pPr>
+              <w:spacing w:after="160" w:line="259" w:lineRule="auto"/>
+            </w:pPr>
+            <w:r>
+              <w:t>ER-Modelle verglichen und gemeinsames ER-Modell erstellt</w:t>
             </w:r>
           </w:p>
         </w:tc>
@@ -951,7 +951,7 @@
               <w:spacing w:after="160" w:line="259" w:lineRule="auto"/>
             </w:pPr>
             <w:r>
-              <w:t xml:space="preserve">Unterschiedliche ER-Modelle der Gruppenmitglieder</w:t>
+              <w:t>Jeder in der Gruppe hatte ein anderes ER-Modell</w:t>
             </w:r>
           </w:p>
         </w:tc>
@@ -970,7 +970,7 @@
               <w:spacing w:after="160" w:line="259" w:lineRule="auto"/>
             </w:pPr>
             <w:r>
-              <w:t xml:space="preserve">Modelle verglichen, Stärken zusammengeführt und für ein Modell entschieden</w:t>
+              <w:t>Modelle verglichen und das Beste zusammengeführt</w:t>
             </w:r>
           </w:p>
         </w:tc>
@@ -989,15 +989,15 @@
               <w:spacing w:after="160" w:line="259" w:lineRule="auto"/>
             </w:pPr>
             <w:r>
-              <w:t xml:space="preserve">Gute Vorbereitung erleichtert das Sprintgespräch</w:t>
-            </w:r>
-          </w:p>
-          <w:p>
-            <w:pPr>
-              <w:spacing w:after="160" w:line="259" w:lineRule="auto"/>
-            </w:pPr>
-            <w:r>
-              <w:t xml:space="preserve">Gemeinsame Abstimmung führt zu einem besseren Datenmodell</w:t>
+              <w:t>Gute Vorbereitung macht das Sprintgespräch leichter</w:t>
+            </w:r>
+          </w:p>
+          <w:p>
+            <w:pPr>
+              <w:spacing w:after="160" w:line="259" w:lineRule="auto"/>
+            </w:pPr>
+            <w:r>
+              <w:t>Zusammen abstimmen gibt ein besseres Datenmodell</w:t>
             </w:r>
           </w:p>
         </w:tc>
@@ -1040,15 +1040,15 @@
               <w:spacing w:after="160" w:line="259" w:lineRule="auto"/>
             </w:pPr>
             <w:r>
-              <w:t xml:space="preserve">Ganztägig WiSo: alte Prüfungen durchgegangen</w:t>
-            </w:r>
-          </w:p>
-          <w:p>
-            <w:pPr>
-              <w:spacing w:after="160" w:line="259" w:lineRule="auto"/>
-            </w:pPr>
-            <w:r>
-              <w:t xml:space="preserve">Prüfungsrelevante Themen wiederholt, z. B. Arbeitsrecht</w:t>
+              <w:t>Ganztägig WiSo: alte Prüfungen durchgegangen</w:t>
+            </w:r>
+          </w:p>
+          <w:p>
+            <w:pPr>
+              <w:spacing w:after="160" w:line="259" w:lineRule="auto"/>
+            </w:pPr>
+            <w:r>
+              <w:t>Themen wie Arbeitsrecht wiederholt</w:t>
             </w:r>
           </w:p>
         </w:tc>
@@ -1067,7 +1067,7 @@
               <w:spacing w:after="160" w:line="259" w:lineRule="auto"/>
             </w:pPr>
             <w:r>
-              <w:t xml:space="preserve">Sehr großer Stoffumfang für die WiSo-Prüfung</w:t>
+              <w:t>Sehr viel Stoff für die WiSo-Prüfung</w:t>
             </w:r>
           </w:p>
         </w:tc>
@@ -1086,7 +1086,7 @@
               <w:spacing w:after="160" w:line="259" w:lineRule="auto"/>
             </w:pPr>
             <w:r>
-              <w:t xml:space="preserve">Prüfungsaufgaben bearbeitet und wichtige Themen zusammengefasst</w:t>
+              <w:t>Prüfungsaufgaben bearbeitet und wichtige Themen zusammengefasst</w:t>
             </w:r>
           </w:p>
         </w:tc>
@@ -1105,15 +1105,15 @@
               <w:spacing w:after="160" w:line="259" w:lineRule="auto"/>
             </w:pPr>
             <w:r>
-              <w:t xml:space="preserve">Alte Prüfungen zeigen, welche Themen häufig vorkommen</w:t>
-            </w:r>
-          </w:p>
-          <w:p>
-            <w:pPr>
-              <w:spacing w:after="160" w:line="259" w:lineRule="auto"/>
-            </w:pPr>
-            <w:r>
-              <w:t xml:space="preserve">Frühzeitig mit der Prüfungsvorbereitung anfangen</w:t>
+              <w:t>Alte Prüfungen zeigen, was oft drankommt</w:t>
+            </w:r>
+          </w:p>
+          <w:p>
+            <w:pPr>
+              <w:spacing w:after="160" w:line="259" w:lineRule="auto"/>
+            </w:pPr>
+            <w:r>
+              <w:t>Früh mit dem Lernen anfangen</w:t>
             </w:r>
           </w:p>
         </w:tc>
@@ -1155,6 +1155,49 @@
             <w:pPr>
               <w:spacing w:after="160" w:line="259" w:lineRule="auto"/>
             </w:pPr>
+            <w:r>
+              <w:t>Projektauftrag und Projektregeln nochmal durchgearbeitet</w:t>
+            </w:r>
+          </w:p>
+          <w:p>
+            <w:pPr>
+              <w:spacing w:after="160" w:line="259" w:lineRule="auto"/>
+            </w:pPr>
+            <w:r>
+              <w:t>GitHub-Repo lokal eingerichtet (Git mit Schulaccount)</w:t>
+            </w:r>
+          </w:p>
+          <w:p>
+            <w:pPr>
+              <w:spacing w:after="160" w:line="259" w:lineRule="auto"/>
+            </w:pPr>
+            <w:r>
+              <w:t>SSH-Zugang zum Server mit PuTTY vorbereitet</w:t>
+            </w:r>
+          </w:p>
+          <w:p>
+            <w:pPr>
+              <w:spacing w:after="160" w:line="259" w:lineRule="auto"/>
+            </w:pPr>
+            <w:r>
+              <w:t>Marktanalyse: PESTEL, Porter's Five Forces und SWOT</w:t>
+            </w:r>
+          </w:p>
+          <w:p>
+            <w:pPr>
+              <w:spacing w:after="160" w:line="259" w:lineRule="auto"/>
+            </w:pPr>
+            <w:r>
+              <w:t>Benchmarkanalyse Wettbewerber und Online-Marketing</w:t>
+            </w:r>
+          </w:p>
+          <w:p>
+            <w:pPr>
+              <w:spacing w:after="160" w:line="259" w:lineRule="auto"/>
+            </w:pPr>
+            <w:r>
+              <w:t>Alles in einem Word-Dokument zusammengefasst</w:t>
+            </w:r>
           </w:p>
         </w:tc>
         <w:tc>
@@ -1171,6 +1214,33 @@
             <w:pPr>
               <w:spacing w:after="160" w:line="259" w:lineRule="auto"/>
             </w:pPr>
+            <w:r>
+              <w:t>Privater und Schul-Account für Git auf demselben Laptop</w:t>
+            </w:r>
+          </w:p>
+          <w:p>
+            <w:pPr>
+              <w:spacing w:after="160" w:line="259" w:lineRule="auto"/>
+            </w:pPr>
+            <w:r>
+              <w:t>Server-Login nur per SSH-Key, kein Passwort</w:t>
+            </w:r>
+          </w:p>
+          <w:p>
+            <w:pPr>
+              <w:spacing w:after="160" w:line="259" w:lineRule="auto"/>
+            </w:pPr>
+            <w:r>
+              <w:t>Unternehmen ist fiktiv, kaum Daten für die Analyse</w:t>
+            </w:r>
+          </w:p>
+          <w:p>
+            <w:pPr>
+              <w:spacing w:after="160" w:line="259" w:lineRule="auto"/>
+            </w:pPr>
+            <w:r>
+              <w:t>PEST deckt Ökologie und Recht nicht ab</w:t>
+            </w:r>
           </w:p>
         </w:tc>
         <w:tc>
@@ -1187,6 +1257,33 @@
             <w:pPr>
               <w:spacing w:after="160" w:line="259" w:lineRule="auto"/>
             </w:pPr>
+            <w:r>
+              <w:t>Git-Config ohne --global nur für das Repo gesetzt</w:t>
+            </w:r>
+          </w:p>
+          <w:p>
+            <w:pPr>
+              <w:spacing w:after="160" w:line="259" w:lineRule="auto"/>
+            </w:pPr>
+            <w:r>
+              <w:t>Key mit PuTTYgen erzeugt, Public Key auf dem Server eintragen lassen</w:t>
+            </w:r>
+          </w:p>
+          <w:p>
+            <w:pPr>
+              <w:spacing w:after="160" w:line="259" w:lineRule="auto"/>
+            </w:pPr>
+            <w:r>
+              <w:t>Eigenes Unternehmensprofil im Team überlegt (Familienunternehmen, Filialen in ganz NRW)</w:t>
+            </w:r>
+          </w:p>
+          <w:p>
+            <w:pPr>
+              <w:spacing w:after="160" w:line="259" w:lineRule="auto"/>
+            </w:pPr>
+            <w:r>
+              <w:t>PEST auf PESTEL erweitert</w:t>
+            </w:r>
           </w:p>
         </w:tc>
         <w:tc>
@@ -1203,6 +1300,33 @@
             <w:pPr>
               <w:spacing w:after="160" w:line="259" w:lineRule="auto"/>
             </w:pPr>
+            <w:r>
+              <w:t>git config ohne --global gilt nur für ein Repo</w:t>
+            </w:r>
+          </w:p>
+          <w:p>
+            <w:pPr>
+              <w:spacing w:after="160" w:line="259" w:lineRule="auto"/>
+            </w:pPr>
+            <w:r>
+              <w:t>SSH-Keys sind sicherer als Passwörter</w:t>
+            </w:r>
+          </w:p>
+          <w:p>
+            <w:pPr>
+              <w:spacing w:after="160" w:line="259" w:lineRule="auto"/>
+            </w:pPr>
+            <w:r>
+              <w:t>Chancen und Risiken der SWOT kommen aus PESTEL und Porter</w:t>
+            </w:r>
+          </w:p>
+          <w:p>
+            <w:pPr>
+              <w:spacing w:after="160" w:line="259" w:lineRule="auto"/>
+            </w:pPr>
+            <w:r>
+              <w:t>Abheben eher über Nähe und Service als über den Preis</w:t>
+            </w:r>
           </w:p>
         </w:tc>
       </w:tr>
